--- a/projects/valuepickr-open-screen/docs/Trejhara Solutions Ltd.docx
+++ b/projects/valuepickr-open-screen/docs/Trejhara Solutions Ltd.docx
@@ -32,7 +32,7 @@
           <w:sz w:val="22"/>
           <w:szCs w:val="22"/>
         </w:rPr>
-        <w:t xml:space="preserve">High revenue growth but ~3% ROE and a 66% Q3 FY26 profit plunge, stock down ~42% in a year — weak trailing and weak recent trend, filtered to 'neither'</w:t>
+        <w:t xml:space="preserve">Small-cap BFSI-focused software/IT services company with a large one-year revenue spike but chronically weak returns on capital - the numbers don't yet support a real thesis.</w:t>
       </w:r>
     </w:p>
     <w:p>
@@ -49,7 +49,7 @@
         <w:spacing w:after="120"/>
       </w:pPr>
       <w:r>
-        <w:t xml:space="preserve">Trejhara Solutions is an enterprise-software company (logistics/BFSI platforms), a subsidiary of listed Aurionpro Solutions. No dedicated ValuePickr thread found; web/news + old-project baseline only.</w:t>
+        <w:t xml:space="preserve">Trejhara Solutions is a small-cap IT services/software company (NSE: TREJHARA) in the BFSI-adjacent software space. Seeded 2026-09-13 via untrusted X triage (@rajuidesai, medium conviction). Statutory auditor Bajrang Paras &amp; Co resigned in the recent past, explained as a shift in the audit firm's own business focus toward advisory services rather than any company-specific issue; promoters have filed the routine SEBI Regulation 31(4) disclosure confirming no new share encumbrance in FY2025-26.</w:t>
       </w:r>
     </w:p>
     <w:p>
@@ -89,7 +89,7 @@
                 <w:b/>
                 <w:bCs/>
               </w:rPr>
-              <w:t xml:space="preserve">Market Cap</w:t>
+              <w:t xml:space="preserve">Market cap</w:t>
             </w:r>
           </w:p>
         </w:tc>
@@ -99,7 +99,7 @@
           </w:tcPr>
           <w:p>
             <w:r>
-              <w:t xml:space="preserve">~Rs 333 Cr (down ~42% in 1 year)</w:t>
+              <w:t xml:space="preserve">~Rs 345 Cr (down ~-31.6% over 1 year)</w:t>
             </w:r>
           </w:p>
         </w:tc>
@@ -116,7 +116,7 @@
                 <w:b/>
                 <w:bCs/>
               </w:rPr>
-              <w:t xml:space="preserve">ROE / ROCE</w:t>
+              <w:t xml:space="preserve">Revenue / Profit</w:t>
             </w:r>
           </w:p>
         </w:tc>
@@ -126,7 +126,7 @@
           </w:tcPr>
           <w:p>
             <w:r>
-              <w:t xml:space="preserve">~3.0% / ~1.3% (very weak)</w:t>
+              <w:t xml:space="preserve">Revenue ~Rs 177 Cr; Net profit ~Rs 12.8 Cr</w:t>
             </w:r>
           </w:p>
         </w:tc>
@@ -143,7 +143,7 @@
                 <w:b/>
                 <w:bCs/>
               </w:rPr>
-              <w:t xml:space="preserve">Revenue / PAT</w:t>
+              <w:t xml:space="preserve">ROE</w:t>
             </w:r>
           </w:p>
         </w:tc>
@@ -153,7 +153,7 @@
           </w:tcPr>
           <w:p>
             <w:r>
-              <w:t xml:space="preserve">~Rs 142 Cr / ~Rs 8.7 Cr</w:t>
+              <w:t xml:space="preserve">~2.98% (3-year average) - weak</w:t>
             </w:r>
           </w:p>
         </w:tc>
@@ -180,7 +180,7 @@
           </w:tcPr>
           <w:p>
             <w:r>
-              <w:t xml:space="preserve">~388% headline recent growth / ~13.9% 5-yr CAGR; Q3 FY26 profit fell ~66%</w:t>
+              <w:t xml:space="preserve">Latest-year growth ~388% (likely low-base/one-off contract effect); 5-year revenue CAGR ~24.83% vs industry median ~2.48%</w:t>
             </w:r>
           </w:p>
         </w:tc>
@@ -207,7 +207,34 @@
           </w:tcPr>
           <w:p>
             <w:r>
-              <w:t xml:space="preserve">Debt-free</w:t>
+              <w:t xml:space="preserve">Almost debt-free</w:t>
+            </w:r>
+          </w:p>
+        </w:tc>
+      </w:tr>
+      <w:tr>
+        <w:tc>
+          <w:tcPr>
+            <w:tcW w:type="dxa" w:w="3200"/>
+            <w:shd w:fill="F2F2F2" w:val="clear"/>
+          </w:tcPr>
+          <w:p>
+            <w:r>
+              <w:rPr>
+                <w:b/>
+                <w:bCs/>
+              </w:rPr>
+              <w:t xml:space="preserve">Promoter holding</w:t>
+            </w:r>
+          </w:p>
+        </w:tc>
+        <w:tc>
+          <w:tcPr>
+            <w:tcW w:type="dxa" w:w="5800"/>
+          </w:tcPr>
+          <w:p>
+            <w:r>
+              <w:t xml:space="preserve">~33.9% - low for a small-cap</w:t>
             </w:r>
           </w:p>
         </w:tc>
@@ -250,7 +277,7 @@
         <w:spacing w:after="120"/>
       </w:pPr>
       <w:r>
-        <w:t xml:space="preserve">Revenue growth headlines are high, but capital efficiency is very poor (ROCE ~1.3%, ROE ~3.0%), the most recent quarter (Q3 FY26) saw profit plunge ~66%, and the stock is down ~42% over the past year. Debt-free with a listed parent (Aurionpro) is the only clear positive. No specific forward catalyst was identified.</w:t>
+        <w:t xml:space="preserve">Headline revenue growth looks dramatic (388% YoY) but the 3-year average ROE of just ~2.98% shows this has not translated into real capital returns - either margins are thin, the base year was unusually depressed, or growth is not yet profitable at scale. Debtor days have improved (131 -&gt; 86.2) and working-capital days have fallen sharply (680 -&gt; 75.9), which is a genuine operational positive, but a P/E in the high-20s on a company earning under 3% ROE is not obviously cheap. Promoter holding at 33.9% is low for a small-cap of this size, and no dividend is paid despite reported profits.</w:t>
       </w:r>
     </w:p>
     <w:p>
@@ -267,7 +294,7 @@
         <w:spacing w:after="120"/>
       </w:pPr>
       <w:r>
-        <w:t xml:space="preserve">Not independently pulled. 52-week range Rs 139-285; stock near the lower end after a ~42% YoY decline.</w:t>
+        <w:t xml:space="preserve">Not pulled - stock down ~32% over the past year and well off its 52-week high (Rs 284.8 vs current levels); not relevant given the weak fundamental screen.</w:t>
       </w:r>
     </w:p>
     <w:p>
@@ -284,7 +311,7 @@
         <w:spacing w:after="120"/>
       </w:pPr>
       <w:r>
-        <w:t xml:space="preserve">No dedicated ValuePickr thread found (one rate-limited forum search returned no match). Web-only write-up, corroborated by third-party result commentary ('profit plunges 66% despite revenue stability', 'valuation concerns mount'). Old 108-stock project (2026-08-15, frozen) rated it Tier B: 'high-growth but low-quality-of-earnings so far.'</w:t>
+        <w:t xml:space="preserve">No forum check performed - four_box score is well below the promising threshold, so per the fast-triage rule no ValuePickr search was run.</w:t>
       </w:r>
     </w:p>
     <w:p>
@@ -305,7 +332,7 @@
           <w:sz w:val="20"/>
           <w:szCs w:val="20"/>
         </w:rPr>
-        <w:t xml:space="preserve">No ValuePickr community coverage; no trusted-roster signal.</w:t>
+        <w:t xml:space="preserve">None found - not searched given weak fundamentals.</w:t>
       </w:r>
     </w:p>
     <w:p>
@@ -322,7 +349,7 @@
         <w:spacing w:after="120"/>
       </w:pPr>
       <w:r>
-        <w:t xml:space="preserve">Subsidiary of listed Aurionpro Solutions. Not independently checked this pass.</w:t>
+        <w:t xml:space="preserve">No red flag found: auditor resignation (Bajrang Paras &amp; Co) was explained as the audit firm's own strategic pivot away from audit services, not a company-specific concern; promoters confirmed no new share pledge/encumbrance in FY2025-26 via standard SEBI filing.</w:t>
       </w:r>
     </w:p>
     <w:p>
@@ -344,7 +371,7 @@
         <w:spacing w:after="60"/>
       </w:pPr>
       <w:r>
-        <w:t xml:space="preserve">Debt-free balance sheet with a listed-parent (Aurionpro) backing</w:t>
+        <w:t xml:space="preserve">Explosive headline revenue growth (388% latest year) and a strong 5-year revenue CAGR (~24.83%) well above the industry median</w:t>
       </w:r>
     </w:p>
     <w:p>
@@ -357,7 +384,7 @@
         <w:spacing w:after="60"/>
       </w:pPr>
       <w:r>
-        <w:t xml:space="preserve">Enterprise-software model with high headline revenue growth in recent periods</w:t>
+        <w:t xml:space="preserve">Working-capital efficiency improving sharply (debtor days and WC days both down substantially)</w:t>
       </w:r>
     </w:p>
     <w:p>
@@ -370,7 +397,7 @@
         <w:spacing w:after="60"/>
       </w:pPr>
       <w:r>
-        <w:t xml:space="preserve">Microcap base if capital efficiency were ever to catch up to the growth rate</w:t>
+        <w:t xml:space="preserve">Almost debt-free balance sheet</w:t>
       </w:r>
     </w:p>
     <w:p>
@@ -392,7 +419,7 @@
         <w:spacing w:after="60"/>
       </w:pPr>
       <w:r>
-        <w:t xml:space="preserve">ROCE ~1.3% / ROE ~3.0% — the growth has not translated into any capital efficiency</w:t>
+        <w:t xml:space="preserve">ROE of just ~2.98% (3-year average) - growth has not converted into real shareholder returns</w:t>
       </w:r>
     </w:p>
     <w:p>
@@ -405,7 +432,7 @@
         <w:spacing w:after="60"/>
       </w:pPr>
       <w:r>
-        <w:t xml:space="preserve">Q3 FY26 profit fell ~66%; stock down ~42% over the past year — the recent trend is clearly negative</w:t>
+        <w:t xml:space="preserve">Low promoter holding (33.9%) for a small-cap of this size</w:t>
       </w:r>
     </w:p>
     <w:p>
@@ -418,7 +445,7 @@
         <w:spacing w:after="60"/>
       </w:pPr>
       <w:r>
-        <w:t xml:space="preserve">No identified forward catalyst; minimal independent scrutiny</w:t>
+        <w:t xml:space="preserve">No dividend despite reported profitability; stock down ~32% over the past year</w:t>
       </w:r>
     </w:p>
     <w:p>
@@ -431,7 +458,7 @@
         <w:spacing w:after="60"/>
       </w:pPr>
       <w:r>
-        <w:t xml:space="preserve">No ValuePickr thread to cross-check the numbers</w:t>
+        <w:t xml:space="preserve">Revenue growth spike likely reflects a low base or one-off contract rather than a durable structural inflection - no specific driver identified</w:t>
       </w:r>
     </w:p>
     <w:p>
@@ -452,7 +479,7 @@
           <w:b/>
           <w:bCs/>
         </w:rPr>
-        <w:t xml:space="preserve">Microcap (~Rs 333 Cr)</w:t>
+        <w:t xml:space="preserve">Small-cap (~Rs 345 Cr)</w:t>
       </w:r>
     </w:p>
     <w:p>
@@ -480,6 +507,34 @@
     </w:p>
     <w:p>
       <w:pPr>
+        <w:spacing w:after="120"/>
+      </w:pPr>
+      <w:r>
+        <w:rPr>
+          <w:color w:val="666666"/>
+          <w:sz w:val="20"/>
+          <w:szCs w:val="20"/>
+        </w:rPr>
+        <w:t xml:space="preserve">4-box gate — tailwind: weak · TAM: no · moat: no · valuation: weak  (score 1 / 4)</w:t>
+      </w:r>
+    </w:p>
+    <w:p>
+      <w:pPr>
+        <w:spacing w:after="120"/>
+      </w:pPr>
+      <w:r>
+        <w:rPr>
+          <w:i/>
+          <w:iCs/>
+          <w:color w:val="666666"/>
+          <w:sz w:val="20"/>
+          <w:szCs w:val="20"/>
+        </w:rPr>
+        <w:t xml:space="preserve">Generic BFSI/software demand only (no named driver); ROE ~3% argues against real moat/pricing power; P/E in the high-20s is not cheap for that return profile despite strong topline growth.</w:t>
+      </w:r>
+    </w:p>
+    <w:p>
+      <w:pPr>
         <w:pStyle w:val="Heading1"/>
         <w:spacing w:after="120" w:before="280"/>
       </w:pPr>
@@ -498,7 +553,7 @@
           <w:sz w:val="24"/>
           <w:szCs w:val="24"/>
         </w:rPr>
-        <w:t xml:space="preserve">Weak trailing quality and a negative recent trend, with no catalyst — filtered out</w:t>
+        <w:t xml:space="preserve">Headline revenue growth is real but ROE of ~3% shows it isn't yet profitable growth - fundamentals don't support a thesis at this stage. thesis_fit 'neither', conviction Low.</w:t>
       </w:r>
     </w:p>
     <w:p>
@@ -511,7 +566,7 @@
         <w:spacing w:after="60"/>
       </w:pPr>
       <w:r>
-        <w:t xml:space="preserve">Both the trailing picture (ROCE ~1.3%, ROE ~3.0%) and the recent trend (Q3 FY26 profit -66%, stock -42% YoY) are weak, and no forward catalyst was identified — a clear 'neither / filtered out' under the open-screen rules</w:t>
+        <w:t xml:space="preserve">four_box = 1.0 (tailwind weak - generic BFSI-software demand, no specific named driver; tam no - unclear differentiated market; moat no - ROE of ~3% shows no evident pricing power or scale advantage; valuation weak - high-20s P/E is not cheap for this return profile). Score &lt;=1.5, so 'neither' applies hard per the fast-triage rule.</w:t>
       </w:r>
     </w:p>
     <w:p>
@@ -524,7 +579,7 @@
         <w:spacing w:after="60"/>
       </w:pPr>
       <w:r>
-        <w:t xml:space="preserve">The high headline revenue growth is not translating into earnings quality</w:t>
+        <w:t xml:space="preserve">No red flag found (auditor change and promoter disclosure both explained/routine), so this is a plain fundamentals-driven pass rather than a red-flag disposition.</w:t>
       </w:r>
     </w:p>
     <w:p>
@@ -537,7 +592,7 @@
         <w:spacing w:after="60"/>
       </w:pPr>
       <w:r>
-        <w:t xml:space="preserve">Old 108-stock project rated it Tier B; re-derived under the open-screen thesis it is 'neither' and filtered — the low-quality-of-earnings concern has, if anything, worsened</w:t>
+        <w:t xml:space="preserve">Forum/community check skipped - not promising enough to warrant the additional search per the fast-triage rules.</w:t>
       </w:r>
     </w:p>
     <w:p>
